--- a/site/files/Phase-Protocol-28-The Quinn  Wide-Wingspan Vacuum-Evacuated Atmospheric Shuttle Frameworks- Gemini Protocols.docx
+++ b/site/files/Phase-Protocol-28-The Quinn  Wide-Wingspan Vacuum-Evacuated Atmospheric Shuttle Frameworks- Gemini Protocols.docx
@@ -274,7 +274,7 @@
         <w:rPr>
           <w:sz w:val="22"/>
         </w:rPr>
-        <w:t xml:space="preserve">THE TWO-MODE WALL AND THE BUBBLE, AFFIRMED — WITH THE AUDIT'S CORRECTION OWNED: the evacuated double-wall is a Dewar in cruise (convection dead across ten thousand day-night cycles) and a conductor into a giant heat sink when FILLED — same wall, two modes, switched by fill state (Phase 245 S2). The numbers (seated at Phase 227 A5, graded TRUE): ice at -20C through melt to steam absorbs ~2.7-3 MJ/kg, most of it in the phase changes; LEO reentry carries ~30 MJ per kg of ship but only ~1-2% couples into the skin — the shock wave takes the rest — so a few tonnes of water drinks a shuttle-class V2's whole absorbed load, and a 3x3m pod is 27 m3 of margin. His 15-22 t sits comfortably inside that margin. THE BUBBLE: the entry heat boils the sink ON PURPOSE and the steam vents aft and outward — transpiration cooling, self-regulating negative feedback (the hotter the patch, the faster the boil behind it, the harder it vents) with no valves, no sensors, no computer; strongest aft, thinnest at the nose stagnation point — which is what the carbon tyres are for. CORRECTION RECORD: v1.0's 'the water is NOT the atmospheric-entry shield' and v1.1's 'never open to the evacuated cells' both stood against this seated doctrine and are struck — the water IS the entry coolant (the sink and the bubble); the carbon carries the stagnation points. The audit lost the seated record on the v1.1 pass; his reading-pass catch put it back.</w:t>
+        <w:t>THE TWO-MODE WALL AND THE BUBBLE, AFFIRMED — WITH THE AUDIT'S CORRECTION OWNED: the evacuated double-wall is a Dewar in cruise (convection dead across ten thousand day-night cycles) and a conductor into a giant heat sink when FILLED — same wall, two modes, switched by fill state (Phase 245 S2). The numbers (seated at Phase 227 A5, graded TRUE): ice at -20C through melt to steam absorbs ~2.7-3 MJ/kg, most of it in the phase changes; LEO reentry carries ~30 MJ per kg of ship but only ~1-2% couples into the skin — the shock wave takes the rest — so a few tonnes of water drinks the whole absorbed load of our own pod class — we are not close to shuttle weight — and a 3x3m pod is 27 m3 of margin. His 15-22 t sits comfortably inside that margin. THE BUBBLE: the entry heat boils the sink ON PURPOSE and the steam vents aft and outward — transpiration cooling, self-regulating negative feedback (the hotter the patch, the faster the boil behind it, the harder it vents) with no valves, no sensors, no computer; strongest aft, thinnest at the nose stagnation point — which is what the carbon tyres are for. CORRECTION RECORD: v1.0's 'the water is NOT the atmospheric-entry shield' and v1.1's 'never open to the evacuated cells' both stood against this seated doctrine and are struck — the water IS the entry coolant (the sink and the bubble); the carbon carries the stagnation points. The audit lost the seated record on the v1.1 pass; his reading-pass catch put it back.</w:t>
       </w:r>
     </w:p>
     <w:p>
